--- a/tests/corpus/word-rules/E-underline-trailspace-margin.docx
+++ b/tests/corpus/word-rules/E-underline-trailspace-margin.docx
@@ -4,57 +4,54 @@
   <w:body>
     <w:p>
       <w:r>
-        <w:t xml:space="preserve">Case 01: 7 underlined words, 30 spaces and a word, left aligned: </w:t>
+        <w:t xml:space="preserve">Case 01: 5 underlined words, 75 spaces and an underlined word, left aligned; in Calibri 11 pt the spaces end 11 pt before the right margin:</w:t>
       </w:r>
+    </w:p>
+    <w:p>
       <w:r>
         <w:rPr>
           <w:u w:val="single"/>
         </w:rPr>
-        <w:t xml:space="preserve">underlined underlined underlined underlined underlined underlined underlined                              end</w:t>
+        <w:t xml:space="preserve">underlined underlined underlined underlined underlined                                                                           underlined</w:t>
       </w:r>
     </w:p>
     <w:p>
       <w:r>
-        <w:t xml:space="preserve">Case 02: 8 underlined words, 30 spaces and a word, left aligned: </w:t>
+        <w:t xml:space="preserve">Case 02: 5 underlined words, 84 spaces and an underlined word, left aligned; in Calibri 11 pt the spaces end 11 pt past the right margin:</w:t>
       </w:r>
+    </w:p>
+    <w:p>
       <w:r>
         <w:rPr>
           <w:u w:val="single"/>
         </w:rPr>
-        <w:t xml:space="preserve">underlined underlined underlined underlined underlined underlined underlined underlined                              end</w:t>
+        <w:t xml:space="preserve">underlined underlined underlined underlined underlined                                                                                    underlined</w:t>
       </w:r>
     </w:p>
     <w:p>
       <w:r>
-        <w:t xml:space="preserve">Case 03: 9 underlined words, 30 spaces and a word, left aligned: </w:t>
+        <w:t xml:space="preserve">Case 03: 5 underlined words, 96 spaces and an underlined word, left aligned; in Calibri 11 pt the spaces end 41 pt past the right margin:</w:t>
       </w:r>
+    </w:p>
+    <w:p>
       <w:r>
         <w:rPr>
           <w:u w:val="single"/>
         </w:rPr>
-        <w:t xml:space="preserve">underlined underlined underlined underlined underlined underlined underlined underlined underlined                              end</w:t>
+        <w:t xml:space="preserve">underlined underlined underlined underlined underlined                                                                                                underlined</w:t>
       </w:r>
     </w:p>
     <w:p>
       <w:r>
-        <w:t xml:space="preserve">Case 04: 10 underlined words, 30 spaces and a word, left aligned: </w:t>
+        <w:t xml:space="preserve">Case 04: 5 underlined words, 120 spaces and an underlined word, left aligned; in Calibri 11 pt the spaces end 101 pt past the right margin, 29 pt past the edge of the page:</w:t>
       </w:r>
+    </w:p>
+    <w:p>
       <w:r>
         <w:rPr>
           <w:u w:val="single"/>
         </w:rPr>
-        <w:t xml:space="preserve">underlined underlined underlined underlined underlined underlined underlined underlined underlined underlined                              end</w:t>
-      </w:r>
-    </w:p>
-    <w:p>
-      <w:r>
-        <w:t xml:space="preserve">Case 05: 11 underlined words, 30 spaces and a word, left aligned: </w:t>
-      </w:r>
-      <w:r>
-        <w:rPr>
-          <w:u w:val="single"/>
-        </w:rPr>
-        <w:t xml:space="preserve">underlined underlined underlined underlined underlined underlined underlined underlined underlined underlined underlined                              end</w:t>
+        <w:t xml:space="preserve">underlined underlined underlined underlined underlined                                                                                                                        underlined</w:t>
       </w:r>
     </w:p>
     <w:sectPr>
